--- a/policies/build/masters/IMS.6_v2_master.docx
+++ b/policies/build/masters/IMS.6_v2_master.docx
@@ -11,40 +11,25 @@
         <w:rPr>
           <w:b/>
           <w:bCs/>
+          <w:sz w:val="28"/>
+          <w:szCs w:val="28"/>
+        </w:rPr>
+        <w:t>Policy on Regular Review of Medical Records</w:t>
+      </w:r>
+    </w:p>
+    <w:p>
+      <w:pPr>
+        <w:spacing w:after="60"/>
+        <w:jc w:val="center"/>
+      </w:pPr>
+      <w:r>
+        <w:rPr>
+          <w:b/>
+          <w:bCs/>
           <w:sz w:val="32"/>
           <w:szCs w:val="32"/>
         </w:rPr>
         <w:t xml:space="preserve">«Hospital Name»</w:t>
-      </w:r>
-    </w:p>
-    <w:p>
-      <w:pPr>
-        <w:spacing w:after="60"/>
-        <w:jc w:val="center"/>
-      </w:pPr>
-      <w:r>
-        <w:rPr>
-          <w:b/>
-          <w:bCs/>
-          <w:sz w:val="28"/>
-          <w:szCs w:val="28"/>
-        </w:rPr>
-        <w:t xml:space="preserve">Regular Review of Medical Records</w:t>
-      </w:r>
-    </w:p>
-    <w:p>
-      <w:pPr>
-        <w:spacing w:after="240"/>
-        <w:jc w:val="center"/>
-      </w:pPr>
-      <w:r>
-        <w:rPr>
-          <w:i/>
-          <w:iCs/>
-          <w:sz w:val="20"/>
-          <w:szCs w:val="20"/>
-        </w:rPr>
-        <w:t xml:space="preserve">Periodic medical-record review, sampling, parameters and CAPA.</w:t>
       </w:r>
     </w:p>
     <w:p>
@@ -2562,173 +2547,6 @@
         <w:t xml:space="preserve">The Quality Coordinator holds signed acknowledgements with the Medical Records Officer.</w:t>
       </w:r>
     </w:p>
-    <w:p>
-      <w:pPr>
-        <w:pStyle w:val="Heading1"/>
-        <w:spacing w:after="120" w:before="280"/>
-      </w:pPr>
-      <w:r>
-        <w:t xml:space="preserve">9. References</w:t>
-      </w:r>
-    </w:p>
-    <w:p>
-      <w:pPr>
-        <w:pStyle w:val="ListParagraph"/>
-        <w:numPr>
-          <w:ilvl w:val="0"/>
-          <w:numId w:val="1"/>
-        </w:numPr>
-        <w:spacing w:after="60"/>
-      </w:pPr>
-      <w:r>
-        <w:rPr>
-          <w:sz w:val="22"/>
-          <w:szCs w:val="22"/>
-        </w:rPr>
-        <w:t xml:space="preserve">National Accreditation Board for Hospitals and Healthcare Providers (NABH), Standards for Small Healthcare Organisations, 3rd Edition — Information Management System chapter, standard IMS.6.</w:t>
-      </w:r>
-    </w:p>
-    <w:p>
-      <w:pPr>
-        <w:pStyle w:val="ListParagraph"/>
-        <w:numPr>
-          <w:ilvl w:val="0"/>
-          <w:numId w:val="1"/>
-        </w:numPr>
-        <w:spacing w:after="60"/>
-      </w:pPr>
-      <w:r>
-        <w:rPr>
-          <w:sz w:val="22"/>
-          <w:szCs w:val="22"/>
-        </w:rPr>
-        <w:t xml:space="preserve">Internal documents of «Hospital Name»: medical-record review calendar; named-reviewer list; parameter list; sample sheets; CAPA log.</w:t>
-      </w:r>
-    </w:p>
-    <w:p>
-      <w:pPr>
-        <w:pStyle w:val="ListParagraph"/>
-        <w:numPr>
-          <w:ilvl w:val="0"/>
-          <w:numId w:val="1"/>
-        </w:numPr>
-        <w:spacing w:after="60"/>
-      </w:pPr>
-      <w:r>
-        <w:rPr>
-          <w:sz w:val="22"/>
-          <w:szCs w:val="22"/>
-        </w:rPr>
-        <w:t xml:space="preserve">Cross-referenced policies: IMS.2 and IMS.3 (parameters); PSQ.1 and PSQ.3 (quality programme and clinical audit — not duplicated here).</w:t>
-      </w:r>
-    </w:p>
-    <w:p>
-      <w:pPr>
-        <w:pStyle w:val="Heading1"/>
-        <w:spacing w:after="120" w:before="280"/>
-      </w:pPr>
-      <w:r>
-        <w:t xml:space="preserve">10. Distribution</w:t>
-      </w:r>
-    </w:p>
-    <w:p>
-      <w:pPr>
-        <w:spacing w:after="140"/>
-      </w:pPr>
-      <w:r>
-        <w:rPr>
-          <w:sz w:val="22"/>
-          <w:szCs w:val="22"/>
-        </w:rPr>
-        <w:t xml:space="preserve">Official master copy: office of the Medical Superintendent, «Hospital Name», with the Quality Coordinator and the Medical Records Officer.</w:t>
-      </w:r>
-    </w:p>
-    <w:p>
-      <w:pPr>
-        <w:spacing w:after="140"/>
-      </w:pPr>
-      <w:r>
-        <w:rPr>
-          <w:sz w:val="22"/>
-          <w:szCs w:val="22"/>
-        </w:rPr>
-        <w:t xml:space="preserve">Copies issued to: named reviewers; department heads; records office.</w:t>
-      </w:r>
-    </w:p>
-    <w:p>
-      <w:pPr>
-        <w:spacing w:after="140"/>
-      </w:pPr>
-      <w:r>
-        <w:rPr>
-          <w:sz w:val="22"/>
-          <w:szCs w:val="22"/>
-        </w:rPr>
-        <w:t xml:space="preserve">The current version is available to all staff at the «records-office policy file» and, if the hospital keeps an intranet, at «staff intranet / policies».</w:t>
-      </w:r>
-    </w:p>
-    <w:p>
-      <w:pPr>
-        <w:spacing w:after="140"/>
-      </w:pPr>
-      <w:r>
-        <w:rPr>
-          <w:sz w:val="22"/>
-          <w:szCs w:val="22"/>
-        </w:rPr>
-        <w:t xml:space="preserve">When a new version is issued, take old copies out of use.</w:t>
-      </w:r>
-    </w:p>
-    <w:p>
-      <w:pPr>
-        <w:pStyle w:val="Heading1"/>
-        <w:spacing w:after="120" w:before="280"/>
-      </w:pPr>
-      <w:r>
-        <w:t xml:space="preserve">11. Abbreviations</w:t>
-      </w:r>
-    </w:p>
-    <w:p>
-      <w:pPr>
-        <w:spacing w:after="140"/>
-      </w:pPr>
-      <w:r>
-        <w:rPr>
-          <w:sz w:val="22"/>
-          <w:szCs w:val="22"/>
-        </w:rPr>
-        <w:t xml:space="preserve">CAPA — corrective and preventive action
-EHR — electronic health record
-IMS — Information Management System (NABH SHCO chapter 10)
-NABH — National Accreditation Board for Hospitals and Healthcare Providers
-OE — objective element
-PSQ — Patient Safety and Quality (NABH SHCO chapter)
-SHCO — Standards for Small Healthcare Organisations</w:t>
-      </w:r>
-    </w:p>
-    <w:p>
-      <w:pPr>
-        <w:pStyle w:val="Heading1"/>
-        <w:spacing w:after="120" w:before="280"/>
-      </w:pPr>
-      <w:r>
-        <w:t xml:space="preserve">12. Traceability to NABH SHCO 3rd Edition IMS.6</w:t>
-      </w:r>
-    </w:p>
-    <w:p>
-      <w:pPr>
-        <w:spacing w:after="120"/>
-      </w:pPr>
-      <w:r>
-        <w:rPr>
-          <w:i/>
-          <w:iCs/>
-          <w:sz w:val="20"/>
-          <w:szCs w:val="20"/>
-        </w:rPr>
-        <w:t xml:space="preserve">This table is an index. It is not how the policy is organised.</w:t>
-      </w:r>
-    </w:p>
     <w:tbl>
       <w:tblPr>
         <w:tblW w:type="pct" w:w="100%"/>
@@ -3298,7 +3116,91 @@
         <w:spacing w:after="120" w:before="280"/>
       </w:pPr>
       <w:r>
-        <w:t xml:space="preserve">13. Required Records / Evidence Checklist</w:t>
+        <w:t>9. Distribution</w:t>
+      </w:r>
+    </w:p>
+    <w:p>
+      <w:pPr>
+        <w:spacing w:after="140"/>
+      </w:pPr>
+      <w:r>
+        <w:rPr>
+          <w:sz w:val="22"/>
+          <w:szCs w:val="22"/>
+        </w:rPr>
+        <w:t xml:space="preserve">Official master copy: office of the Medical Superintendent, «Hospital Name», with the Quality Coordinator and the Medical Records Officer.</w:t>
+      </w:r>
+    </w:p>
+    <w:p>
+      <w:pPr>
+        <w:spacing w:after="140"/>
+      </w:pPr>
+      <w:r>
+        <w:rPr>
+          <w:sz w:val="22"/>
+          <w:szCs w:val="22"/>
+        </w:rPr>
+        <w:t xml:space="preserve">Copies issued to: named reviewers; department heads; records office.</w:t>
+      </w:r>
+    </w:p>
+    <w:p>
+      <w:pPr>
+        <w:spacing w:after="140"/>
+      </w:pPr>
+      <w:r>
+        <w:rPr>
+          <w:sz w:val="22"/>
+          <w:szCs w:val="22"/>
+        </w:rPr>
+        <w:t xml:space="preserve">The current version is available to all staff at the «records-office policy file» and, if the hospital keeps an intranet, at «staff intranet / policies».</w:t>
+      </w:r>
+    </w:p>
+    <w:p>
+      <w:pPr>
+        <w:spacing w:after="140"/>
+      </w:pPr>
+      <w:r>
+        <w:rPr>
+          <w:sz w:val="22"/>
+          <w:szCs w:val="22"/>
+        </w:rPr>
+        <w:t xml:space="preserve">When a new version is issued, take old copies out of use.</w:t>
+      </w:r>
+    </w:p>
+    <w:p>
+      <w:pPr>
+        <w:pStyle w:val="Heading1"/>
+        <w:spacing w:after="120" w:before="280"/>
+      </w:pPr>
+      <w:r>
+        <w:t>10. Abbreviations</w:t>
+      </w:r>
+    </w:p>
+    <w:p>
+      <w:pPr>
+        <w:spacing w:after="140"/>
+      </w:pPr>
+      <w:r>
+        <w:rPr>
+          <w:sz w:val="22"/>
+          <w:szCs w:val="22"/>
+        </w:rPr>
+        <w:t xml:space="preserve">CAPA — corrective and preventive action
+EHR — electronic health record
+IMS — Information Management System (NABH SHCO chapter 10)
+NABH — National Accreditation Board for Hospitals and Healthcare Providers
+OE — objective element
+PSQ — Patient Safety and Quality (NABH SHCO chapter)
+SHCO — Standards for Small Healthcare Organisations</w:t>
+      </w:r>
+    </w:p>
+    <w:p>
+      <w:pPr>
+        <w:pStyle w:val="Heading1"/>
+        <w:spacing w:after="120" w:before="280"/>
+      </w:pPr>
+      <w:r>
+        <w:t>11. Traceability to NABH SHCO 3rd Edition IMS.6</w:t>
       </w:r>
     </w:p>
     <w:p>
@@ -3312,6 +3214,29 @@
           <w:sz w:val="20"/>
           <w:szCs w:val="20"/>
         </w:rPr>
+        <w:t xml:space="preserve">This table is an index. It is not how the policy is organised.</w:t>
+      </w:r>
+    </w:p>
+    <w:p>
+      <w:pPr>
+        <w:pStyle w:val="Heading1"/>
+        <w:spacing w:after="120" w:before="280"/>
+      </w:pPr>
+      <w:r>
+        <w:t>12. Required Records / Evidence Checklist</w:t>
+      </w:r>
+    </w:p>
+    <w:p>
+      <w:pPr>
+        <w:spacing w:after="120"/>
+      </w:pPr>
+      <w:r>
+        <w:rPr>
+          <w:i/>
+          <w:iCs/>
+          <w:sz w:val="20"/>
+          <w:szCs w:val="20"/>
+        </w:rPr>
         <w:t xml:space="preserve">Records the hospital holds under this policy, listed by objective element.</w:t>
       </w:r>
     </w:p>
@@ -3613,6 +3538,66 @@
           <w:szCs w:val="22"/>
         </w:rPr>
         <w:t xml:space="preserve">Quarterly aggregate report to the PSQ programme.</w:t>
+      </w:r>
+    </w:p>
+    <w:p>
+      <w:pPr>
+        <w:pStyle w:val="Heading1"/>
+        <w:spacing w:after="120" w:before="280"/>
+      </w:pPr>
+      <w:r>
+        <w:t>13. References</w:t>
+      </w:r>
+    </w:p>
+    <w:p>
+      <w:pPr>
+        <w:pStyle w:val="ListParagraph"/>
+        <w:numPr>
+          <w:ilvl w:val="0"/>
+          <w:numId w:val="1"/>
+        </w:numPr>
+        <w:spacing w:after="60"/>
+      </w:pPr>
+      <w:r>
+        <w:rPr>
+          <w:sz w:val="22"/>
+          <w:szCs w:val="22"/>
+        </w:rPr>
+        <w:t xml:space="preserve">National Accreditation Board for Hospitals and Healthcare Providers (NABH), Standards for Small Healthcare Organisations, 3rd Edition — Information Management System chapter, standard IMS.6.</w:t>
+      </w:r>
+    </w:p>
+    <w:p>
+      <w:pPr>
+        <w:pStyle w:val="ListParagraph"/>
+        <w:numPr>
+          <w:ilvl w:val="0"/>
+          <w:numId w:val="1"/>
+        </w:numPr>
+        <w:spacing w:after="60"/>
+      </w:pPr>
+      <w:r>
+        <w:rPr>
+          <w:sz w:val="22"/>
+          <w:szCs w:val="22"/>
+        </w:rPr>
+        <w:t xml:space="preserve">Internal documents of «Hospital Name»: medical-record review calendar; named-reviewer list; parameter list; sample sheets; CAPA log.</w:t>
+      </w:r>
+    </w:p>
+    <w:p>
+      <w:pPr>
+        <w:pStyle w:val="ListParagraph"/>
+        <w:numPr>
+          <w:ilvl w:val="0"/>
+          <w:numId w:val="1"/>
+        </w:numPr>
+        <w:spacing w:after="60"/>
+      </w:pPr>
+      <w:r>
+        <w:rPr>
+          <w:sz w:val="22"/>
+          <w:szCs w:val="22"/>
+        </w:rPr>
+        <w:t xml:space="preserve">Cross-referenced policies: IMS.2 and IMS.3 (parameters); PSQ.1 and PSQ.3 (quality programme and clinical audit — not duplicated here).</w:t>
       </w:r>
     </w:p>
     <w:p>
@@ -3737,7 +3722,7 @@
         <w:sz w:val="16"/>
         <w:szCs w:val="16"/>
       </w:rPr>
-      <w:t xml:space="preserve">«Hospital Name»  |  «IMS/POL/06»  |  Controlled document  |  Regular Review of Medical Records</w:t>
+      <w:t>«Hospital Name»  |  «IMS/POL/06»  |  Controlled document  |  Policy on Regular Review of Medical Records</w:t>
     </w:r>
   </w:p>
 </w:ftr>

--- a/policies/build/masters/IMS.6_v2_master.docx
+++ b/policies/build/masters/IMS.6_v2_master.docx
@@ -2564,6 +2564,7 @@
         <w:gridCol w:w="100"/>
         <w:gridCol w:w="100"/>
         <w:gridCol w:w="100"/>
+        <w:gridCol w:w="100"/>
       </w:tblGrid>
       <w:tr>
         <w:tc>
@@ -2591,6 +2592,26 @@
         </w:tc>
         <w:tc>
           <w:tcPr>
+            <w:tcW w:type="pct" w:w="12%"/>
+            <w:tcBorders>
+              <w:top w:val="single" w:color="999999" w:sz="4"/>
+              <w:left w:val="single" w:color="999999" w:sz="4"/>
+              <w:bottom w:val="single" w:color="999999" w:sz="4"/>
+              <w:right w:val="single" w:color="999999" w:sz="4"/>
+            </w:tcBorders>
+            <w:shd w:fill="E8E8E8" w:val="clear"/>
+          </w:tcPr>
+          <w:p>
+            <w:r>
+              <w:rPr>
+                <w:b/>
+              </w:rPr>
+              <w:t>Level</w:t>
+            </w:r>
+          </w:p>
+        </w:tc>
+        <w:tc>
+          <w:tcPr>
             <w:tcW w:type="pct" w:w="32%"/>
             <w:tcBorders>
               <w:top w:val="single" w:color="999999" w:sz="4"/>
@@ -2684,6 +2705,22 @@
         </w:tc>
         <w:tc>
           <w:tcPr>
+            <w:tcW w:type="pct" w:w="12%"/>
+            <w:tcBorders>
+              <w:top w:val="single" w:color="999999" w:sz="4"/>
+              <w:left w:val="single" w:color="999999" w:sz="4"/>
+              <w:bottom w:val="single" w:color="999999" w:sz="4"/>
+              <w:right w:val="single" w:color="999999" w:sz="4"/>
+            </w:tcBorders>
+          </w:tcPr>
+          <w:p>
+            <w:r>
+              <w:t>CORE</w:t>
+            </w:r>
+          </w:p>
+        </w:tc>
+        <w:tc>
+          <w:tcPr>
             <w:tcW w:type="pct" w:w="32%"/>
             <w:tcBorders>
               <w:top w:val="single" w:color="999999" w:sz="4"/>
@@ -2774,6 +2811,22 @@
         </w:tc>
         <w:tc>
           <w:tcPr>
+            <w:tcW w:type="pct" w:w="12%"/>
+            <w:tcBorders>
+              <w:top w:val="single" w:color="999999" w:sz="4"/>
+              <w:left w:val="single" w:color="999999" w:sz="4"/>
+              <w:bottom w:val="single" w:color="999999" w:sz="4"/>
+              <w:right w:val="single" w:color="999999" w:sz="4"/>
+            </w:tcBorders>
+          </w:tcPr>
+          <w:p>
+            <w:r>
+              <w:t>Commitment</w:t>
+            </w:r>
+          </w:p>
+        </w:tc>
+        <w:tc>
+          <w:tcPr>
             <w:tcW w:type="pct" w:w="32%"/>
             <w:tcBorders>
               <w:top w:val="single" w:color="999999" w:sz="4"/>
@@ -2864,6 +2917,22 @@
         </w:tc>
         <w:tc>
           <w:tcPr>
+            <w:tcW w:type="pct" w:w="12%"/>
+            <w:tcBorders>
+              <w:top w:val="single" w:color="999999" w:sz="4"/>
+              <w:left w:val="single" w:color="999999" w:sz="4"/>
+              <w:bottom w:val="single" w:color="999999" w:sz="4"/>
+              <w:right w:val="single" w:color="999999" w:sz="4"/>
+            </w:tcBorders>
+          </w:tcPr>
+          <w:p>
+            <w:r>
+              <w:t>Commitment</w:t>
+            </w:r>
+          </w:p>
+        </w:tc>
+        <w:tc>
+          <w:tcPr>
             <w:tcW w:type="pct" w:w="32%"/>
             <w:tcBorders>
               <w:top w:val="single" w:color="999999" w:sz="4"/>
@@ -2954,6 +3023,22 @@
         </w:tc>
         <w:tc>
           <w:tcPr>
+            <w:tcW w:type="pct" w:w="12%"/>
+            <w:tcBorders>
+              <w:top w:val="single" w:color="999999" w:sz="4"/>
+              <w:left w:val="single" w:color="999999" w:sz="4"/>
+              <w:bottom w:val="single" w:color="999999" w:sz="4"/>
+              <w:right w:val="single" w:color="999999" w:sz="4"/>
+            </w:tcBorders>
+          </w:tcPr>
+          <w:p>
+            <w:r>
+              <w:t>Commitment</w:t>
+            </w:r>
+          </w:p>
+        </w:tc>
+        <w:tc>
+          <w:tcPr>
             <w:tcW w:type="pct" w:w="32%"/>
             <w:tcBorders>
               <w:top w:val="single" w:color="999999" w:sz="4"/>
@@ -3044,6 +3129,22 @@
         </w:tc>
         <w:tc>
           <w:tcPr>
+            <w:tcW w:type="pct" w:w="12%"/>
+            <w:tcBorders>
+              <w:top w:val="single" w:color="999999" w:sz="4"/>
+              <w:left w:val="single" w:color="999999" w:sz="4"/>
+              <w:bottom w:val="single" w:color="999999" w:sz="4"/>
+              <w:right w:val="single" w:color="999999" w:sz="4"/>
+            </w:tcBorders>
+          </w:tcPr>
+          <w:p>
+            <w:r>
+              <w:t>Commitment</w:t>
+            </w:r>
+          </w:p>
+        </w:tc>
+        <w:tc>
+          <w:tcPr>
             <w:tcW w:type="pct" w:w="32%"/>
             <w:tcBorders>
               <w:top w:val="single" w:color="999999" w:sz="4"/>
@@ -3176,24 +3277,359 @@
         <w:t>10. Abbreviations</w:t>
       </w:r>
     </w:p>
-    <w:p>
-      <w:pPr>
-        <w:spacing w:after="140"/>
-      </w:pPr>
-      <w:r>
-        <w:rPr>
-          <w:sz w:val="22"/>
-          <w:szCs w:val="22"/>
-        </w:rPr>
-        <w:t xml:space="preserve">CAPA — corrective and preventive action
-EHR — electronic health record
-IMS — Information Management System (NABH SHCO chapter 10)
-NABH — National Accreditation Board for Hospitals and Healthcare Providers
-OE — objective element
-PSQ — Patient Safety and Quality (NABH SHCO chapter)
-SHCO — Standards for Small Healthcare Organisations</w:t>
-      </w:r>
-    </w:p>
+    <w:tbl>
+      <w:tblPr>
+        <w:tblW w:type="pct" w:w="100%"/>
+        <w:tblBorders>
+          <w:top w:val="single" w:color="auto" w:sz="4"/>
+          <w:left w:val="single" w:color="auto" w:sz="4"/>
+          <w:bottom w:val="single" w:color="auto" w:sz="4"/>
+          <w:right w:val="single" w:color="auto" w:sz="4"/>
+          <w:insideH w:val="single" w:color="auto" w:sz="4"/>
+          <w:insideV w:val="single" w:color="auto" w:sz="4"/>
+        </w:tblBorders>
+      </w:tblPr>
+      <w:tblGrid>
+        <w:gridCol w:w="100"/>
+        <w:gridCol w:w="100"/>
+      </w:tblGrid>
+      <w:tr>
+        <w:tc>
+          <w:tcPr>
+            <w:tcW w:type="pct" w:w="22%"/>
+            <w:tcBorders>
+              <w:top w:val="single" w:color="999999" w:sz="4"/>
+              <w:left w:val="single" w:color="999999" w:sz="4"/>
+              <w:bottom w:val="single" w:color="999999" w:sz="4"/>
+              <w:right w:val="single" w:color="999999" w:sz="4"/>
+            </w:tcBorders>
+            <w:shd w:fill="E8E8E8" w:val="clear"/>
+          </w:tcPr>
+          <w:p>
+            <w:r>
+              <w:rPr>
+                <w:b/>
+              </w:rPr>
+              <w:t>Abbreviation</w:t>
+            </w:r>
+          </w:p>
+        </w:tc>
+        <w:tc>
+          <w:tcPr>
+            <w:tcW w:type="pct" w:w="22%"/>
+            <w:tcBorders>
+              <w:top w:val="single" w:color="999999" w:sz="4"/>
+              <w:left w:val="single" w:color="999999" w:sz="4"/>
+              <w:bottom w:val="single" w:color="999999" w:sz="4"/>
+              <w:right w:val="single" w:color="999999" w:sz="4"/>
+            </w:tcBorders>
+            <w:shd w:fill="E8E8E8" w:val="clear"/>
+          </w:tcPr>
+          <w:p>
+            <w:r>
+              <w:rPr>
+                <w:b/>
+              </w:rPr>
+              <w:t>Meaning</w:t>
+            </w:r>
+          </w:p>
+        </w:tc>
+      </w:tr>
+      <w:tr>
+        <w:tc>
+          <w:tcPr>
+            <w:tcW w:type="pct" w:w="22%"/>
+            <w:tcBorders>
+              <w:top w:val="single" w:color="999999" w:sz="4"/>
+              <w:left w:val="single" w:color="999999" w:sz="4"/>
+              <w:bottom w:val="single" w:color="999999" w:sz="4"/>
+              <w:right w:val="single" w:color="999999" w:sz="4"/>
+            </w:tcBorders>
+            <w:shd w:fill="E8E8E8" w:val="clear"/>
+          </w:tcPr>
+          <w:p>
+            <w:r>
+              <w:rPr>
+                <w:b w:val="0"/>
+              </w:rPr>
+              <w:t>CAPA</w:t>
+            </w:r>
+          </w:p>
+        </w:tc>
+        <w:tc>
+          <w:tcPr>
+            <w:tcW w:type="pct" w:w="22%"/>
+            <w:tcBorders>
+              <w:top w:val="single" w:color="999999" w:sz="4"/>
+              <w:left w:val="single" w:color="999999" w:sz="4"/>
+              <w:bottom w:val="single" w:color="999999" w:sz="4"/>
+              <w:right w:val="single" w:color="999999" w:sz="4"/>
+            </w:tcBorders>
+            <w:shd w:fill="E8E8E8" w:val="clear"/>
+          </w:tcPr>
+          <w:p>
+            <w:r>
+              <w:rPr>
+                <w:b w:val="0"/>
+              </w:rPr>
+              <w:t>corrective and preventive action</w:t>
+            </w:r>
+          </w:p>
+        </w:tc>
+      </w:tr>
+      <w:tr>
+        <w:tc>
+          <w:tcPr>
+            <w:tcW w:type="pct" w:w="22%"/>
+            <w:tcBorders>
+              <w:top w:val="single" w:color="999999" w:sz="4"/>
+              <w:left w:val="single" w:color="999999" w:sz="4"/>
+              <w:bottom w:val="single" w:color="999999" w:sz="4"/>
+              <w:right w:val="single" w:color="999999" w:sz="4"/>
+            </w:tcBorders>
+            <w:shd w:fill="E8E8E8" w:val="clear"/>
+          </w:tcPr>
+          <w:p>
+            <w:r>
+              <w:rPr>
+                <w:b w:val="0"/>
+              </w:rPr>
+              <w:t>EHR</w:t>
+            </w:r>
+          </w:p>
+        </w:tc>
+        <w:tc>
+          <w:tcPr>
+            <w:tcW w:type="pct" w:w="22%"/>
+            <w:tcBorders>
+              <w:top w:val="single" w:color="999999" w:sz="4"/>
+              <w:left w:val="single" w:color="999999" w:sz="4"/>
+              <w:bottom w:val="single" w:color="999999" w:sz="4"/>
+              <w:right w:val="single" w:color="999999" w:sz="4"/>
+            </w:tcBorders>
+            <w:shd w:fill="E8E8E8" w:val="clear"/>
+          </w:tcPr>
+          <w:p>
+            <w:r>
+              <w:rPr>
+                <w:b w:val="0"/>
+              </w:rPr>
+              <w:t>electronic health record</w:t>
+            </w:r>
+          </w:p>
+        </w:tc>
+      </w:tr>
+      <w:tr>
+        <w:tc>
+          <w:tcPr>
+            <w:tcW w:type="pct" w:w="22%"/>
+            <w:tcBorders>
+              <w:top w:val="single" w:color="999999" w:sz="4"/>
+              <w:left w:val="single" w:color="999999" w:sz="4"/>
+              <w:bottom w:val="single" w:color="999999" w:sz="4"/>
+              <w:right w:val="single" w:color="999999" w:sz="4"/>
+            </w:tcBorders>
+            <w:shd w:fill="E8E8E8" w:val="clear"/>
+          </w:tcPr>
+          <w:p>
+            <w:r>
+              <w:rPr>
+                <w:b w:val="0"/>
+              </w:rPr>
+              <w:t>IMS</w:t>
+            </w:r>
+          </w:p>
+        </w:tc>
+        <w:tc>
+          <w:tcPr>
+            <w:tcW w:type="pct" w:w="22%"/>
+            <w:tcBorders>
+              <w:top w:val="single" w:color="999999" w:sz="4"/>
+              <w:left w:val="single" w:color="999999" w:sz="4"/>
+              <w:bottom w:val="single" w:color="999999" w:sz="4"/>
+              <w:right w:val="single" w:color="999999" w:sz="4"/>
+            </w:tcBorders>
+            <w:shd w:fill="E8E8E8" w:val="clear"/>
+          </w:tcPr>
+          <w:p>
+            <w:r>
+              <w:rPr>
+                <w:b w:val="0"/>
+              </w:rPr>
+              <w:t>Information Management System (NABH SHCO chapter 10)</w:t>
+            </w:r>
+          </w:p>
+        </w:tc>
+      </w:tr>
+      <w:tr>
+        <w:tc>
+          <w:tcPr>
+            <w:tcW w:type="pct" w:w="22%"/>
+            <w:tcBorders>
+              <w:top w:val="single" w:color="999999" w:sz="4"/>
+              <w:left w:val="single" w:color="999999" w:sz="4"/>
+              <w:bottom w:val="single" w:color="999999" w:sz="4"/>
+              <w:right w:val="single" w:color="999999" w:sz="4"/>
+            </w:tcBorders>
+            <w:shd w:fill="E8E8E8" w:val="clear"/>
+          </w:tcPr>
+          <w:p>
+            <w:r>
+              <w:rPr>
+                <w:b w:val="0"/>
+              </w:rPr>
+              <w:t>NABH</w:t>
+            </w:r>
+          </w:p>
+        </w:tc>
+        <w:tc>
+          <w:tcPr>
+            <w:tcW w:type="pct" w:w="22%"/>
+            <w:tcBorders>
+              <w:top w:val="single" w:color="999999" w:sz="4"/>
+              <w:left w:val="single" w:color="999999" w:sz="4"/>
+              <w:bottom w:val="single" w:color="999999" w:sz="4"/>
+              <w:right w:val="single" w:color="999999" w:sz="4"/>
+            </w:tcBorders>
+            <w:shd w:fill="E8E8E8" w:val="clear"/>
+          </w:tcPr>
+          <w:p>
+            <w:r>
+              <w:rPr>
+                <w:b w:val="0"/>
+              </w:rPr>
+              <w:t>National Accreditation Board for Hospitals and Healthcare Providers</w:t>
+            </w:r>
+          </w:p>
+        </w:tc>
+      </w:tr>
+      <w:tr>
+        <w:tc>
+          <w:tcPr>
+            <w:tcW w:type="pct" w:w="22%"/>
+            <w:tcBorders>
+              <w:top w:val="single" w:color="999999" w:sz="4"/>
+              <w:left w:val="single" w:color="999999" w:sz="4"/>
+              <w:bottom w:val="single" w:color="999999" w:sz="4"/>
+              <w:right w:val="single" w:color="999999" w:sz="4"/>
+            </w:tcBorders>
+            <w:shd w:fill="E8E8E8" w:val="clear"/>
+          </w:tcPr>
+          <w:p>
+            <w:r>
+              <w:rPr>
+                <w:b w:val="0"/>
+              </w:rPr>
+              <w:t>OE</w:t>
+            </w:r>
+          </w:p>
+        </w:tc>
+        <w:tc>
+          <w:tcPr>
+            <w:tcW w:type="pct" w:w="22%"/>
+            <w:tcBorders>
+              <w:top w:val="single" w:color="999999" w:sz="4"/>
+              <w:left w:val="single" w:color="999999" w:sz="4"/>
+              <w:bottom w:val="single" w:color="999999" w:sz="4"/>
+              <w:right w:val="single" w:color="999999" w:sz="4"/>
+            </w:tcBorders>
+            <w:shd w:fill="E8E8E8" w:val="clear"/>
+          </w:tcPr>
+          <w:p>
+            <w:r>
+              <w:rPr>
+                <w:b w:val="0"/>
+              </w:rPr>
+              <w:t>objective element</w:t>
+            </w:r>
+          </w:p>
+        </w:tc>
+      </w:tr>
+      <w:tr>
+        <w:tc>
+          <w:tcPr>
+            <w:tcW w:type="pct" w:w="22%"/>
+            <w:tcBorders>
+              <w:top w:val="single" w:color="999999" w:sz="4"/>
+              <w:left w:val="single" w:color="999999" w:sz="4"/>
+              <w:bottom w:val="single" w:color="999999" w:sz="4"/>
+              <w:right w:val="single" w:color="999999" w:sz="4"/>
+            </w:tcBorders>
+            <w:shd w:fill="E8E8E8" w:val="clear"/>
+          </w:tcPr>
+          <w:p>
+            <w:r>
+              <w:rPr>
+                <w:b w:val="0"/>
+              </w:rPr>
+              <w:t>PSQ</w:t>
+            </w:r>
+          </w:p>
+        </w:tc>
+        <w:tc>
+          <w:tcPr>
+            <w:tcW w:type="pct" w:w="22%"/>
+            <w:tcBorders>
+              <w:top w:val="single" w:color="999999" w:sz="4"/>
+              <w:left w:val="single" w:color="999999" w:sz="4"/>
+              <w:bottom w:val="single" w:color="999999" w:sz="4"/>
+              <w:right w:val="single" w:color="999999" w:sz="4"/>
+            </w:tcBorders>
+            <w:shd w:fill="E8E8E8" w:val="clear"/>
+          </w:tcPr>
+          <w:p>
+            <w:r>
+              <w:rPr>
+                <w:b w:val="0"/>
+              </w:rPr>
+              <w:t>Patient Safety and Quality (NABH SHCO chapter)</w:t>
+            </w:r>
+          </w:p>
+        </w:tc>
+      </w:tr>
+      <w:tr>
+        <w:tc>
+          <w:tcPr>
+            <w:tcW w:type="pct" w:w="22%"/>
+            <w:tcBorders>
+              <w:top w:val="single" w:color="999999" w:sz="4"/>
+              <w:left w:val="single" w:color="999999" w:sz="4"/>
+              <w:bottom w:val="single" w:color="999999" w:sz="4"/>
+              <w:right w:val="single" w:color="999999" w:sz="4"/>
+            </w:tcBorders>
+            <w:shd w:fill="E8E8E8" w:val="clear"/>
+          </w:tcPr>
+          <w:p>
+            <w:r>
+              <w:rPr>
+                <w:b w:val="0"/>
+              </w:rPr>
+              <w:t>SHCO</w:t>
+            </w:r>
+          </w:p>
+        </w:tc>
+        <w:tc>
+          <w:tcPr>
+            <w:tcW w:type="pct" w:w="22%"/>
+            <w:tcBorders>
+              <w:top w:val="single" w:color="999999" w:sz="4"/>
+              <w:left w:val="single" w:color="999999" w:sz="4"/>
+              <w:bottom w:val="single" w:color="999999" w:sz="4"/>
+              <w:right w:val="single" w:color="999999" w:sz="4"/>
+            </w:tcBorders>
+            <w:shd w:fill="E8E8E8" w:val="clear"/>
+          </w:tcPr>
+          <w:p>
+            <w:r>
+              <w:rPr>
+                <w:b w:val="0"/>
+              </w:rPr>
+              <w:t>Standards for Small Healthcare Organisations</w:t>
+            </w:r>
+          </w:p>
+        </w:tc>
+      </w:tr>
+    </w:tbl>
     <w:p>
       <w:pPr>
         <w:pStyle w:val="Heading1"/>

--- a/policies/build/masters/IMS.6_v2_master.docx
+++ b/policies/build/masters/IMS.6_v2_master.docx
@@ -682,18 +682,6 @@
     </w:p>
     <w:p>
       <w:pPr>
-        <w:spacing w:after="140"/>
-      </w:pPr>
-      <w:r>
-        <w:rPr>
-          <w:sz w:val="22"/>
-          <w:szCs w:val="22"/>
-        </w:rPr>
-        <w:t xml:space="preserve">Words marked «like this» are defaults a small hospital can keep. A blank marked «________» has no sensible default. Fill it in before this document is signed.</w:t>
-      </w:r>
-    </w:p>
-    <w:p>
-      <w:pPr>
         <w:pStyle w:val="Heading1"/>
         <w:spacing w:after="120" w:before="280"/>
       </w:pPr>
@@ -723,69 +711,6 @@
           <w:szCs w:val="22"/>
         </w:rPr>
         <w:t xml:space="preserve">It covers the five elements IMS.6.a–e. It does not cover record structure and entry rules (IMS.2), continuity items (IMS.3), confidentiality (IMS.4), or retention (IMS.5).</w:t>
-      </w:r>
-    </w:p>
-    <w:p>
-      <w:pPr>
-        <w:spacing w:after="140"/>
-      </w:pPr>
-      <w:r>
-        <w:rPr>
-          <w:sz w:val="22"/>
-          <w:szCs w:val="22"/>
-        </w:rPr>
-        <w:t xml:space="preserve">Boundaries with other policies of «Hospital Name»:</w:t>
-      </w:r>
-    </w:p>
-    <w:p>
-      <w:pPr>
-        <w:pStyle w:val="ListParagraph"/>
-        <w:numPr>
-          <w:ilvl w:val="0"/>
-          <w:numId w:val="1"/>
-        </w:numPr>
-        <w:spacing w:after="60"/>
-      </w:pPr>
-      <w:r>
-        <w:rPr>
-          <w:sz w:val="22"/>
-          <w:szCs w:val="22"/>
-        </w:rPr>
-        <w:t xml:space="preserve">PSQ.1 owns the quality improvement programme and its committees. PSQ.3 owns clinical audit. This policy owns medical-record review as a records-completeness and records-quality exercise. Findings may be referred to PSQ; the review method stays here.</w:t>
-      </w:r>
-    </w:p>
-    <w:p>
-      <w:pPr>
-        <w:pStyle w:val="ListParagraph"/>
-        <w:numPr>
-          <w:ilvl w:val="0"/>
-          <w:numId w:val="1"/>
-        </w:numPr>
-        <w:spacing w:after="60"/>
-      </w:pPr>
-      <w:r>
-        <w:rPr>
-          <w:sz w:val="22"/>
-          <w:szCs w:val="22"/>
-        </w:rPr>
-        <w:t xml:space="preserve">IMS.2 and IMS.3 supply the parameters (unique identifier, authentication, abbreviations, continuity items). This policy owns that those parameters are applied to a sample on a schedule.</w:t>
-      </w:r>
-    </w:p>
-    <w:p>
-      <w:pPr>
-        <w:pStyle w:val="ListParagraph"/>
-        <w:numPr>
-          <w:ilvl w:val="0"/>
-          <w:numId w:val="1"/>
-        </w:numPr>
-        <w:spacing w:after="60"/>
-      </w:pPr>
-      <w:r>
-        <w:rPr>
-          <w:sz w:val="22"/>
-          <w:szCs w:val="22"/>
-        </w:rPr>
-        <w:t xml:space="preserve">PRE.6 owns patient complaints. A complaint that reveals a record deficiency may trigger a targeted review; it does not replace the periodic sample.</w:t>
       </w:r>
     </w:p>
     <w:p>

--- a/policies/build/masters/IMS.6_v2_master.docx
+++ b/policies/build/masters/IMS.6_v2_master.docx
@@ -2472,6 +2472,448 @@
         <w:t xml:space="preserve">The Quality Coordinator holds signed acknowledgements with the Medical Records Officer.</w:t>
       </w:r>
     </w:p>
+    <w:p>
+      <w:pPr>
+        <w:pStyle w:val="Heading1"/>
+        <w:spacing w:after="120" w:before="280"/>
+      </w:pPr>
+      <w:r>
+        <w:t>9. Distribution</w:t>
+      </w:r>
+    </w:p>
+    <w:p>
+      <w:pPr>
+        <w:spacing w:after="140"/>
+      </w:pPr>
+      <w:r>
+        <w:rPr>
+          <w:sz w:val="22"/>
+          <w:szCs w:val="22"/>
+        </w:rPr>
+        <w:t xml:space="preserve">Official master copy: office of the Medical Superintendent, «Hospital Name», with the Quality Coordinator and the Medical Records Officer.</w:t>
+      </w:r>
+    </w:p>
+    <w:p>
+      <w:pPr>
+        <w:spacing w:after="140"/>
+      </w:pPr>
+      <w:r>
+        <w:rPr>
+          <w:sz w:val="22"/>
+          <w:szCs w:val="22"/>
+        </w:rPr>
+        <w:t xml:space="preserve">Copies issued to: named reviewers; department heads; records office.</w:t>
+      </w:r>
+    </w:p>
+    <w:p>
+      <w:pPr>
+        <w:spacing w:after="140"/>
+      </w:pPr>
+      <w:r>
+        <w:rPr>
+          <w:sz w:val="22"/>
+          <w:szCs w:val="22"/>
+        </w:rPr>
+        <w:t xml:space="preserve">The current version is available to all staff at the «records-office policy file» and, if the hospital keeps an intranet, at «staff intranet / policies».</w:t>
+      </w:r>
+    </w:p>
+    <w:p>
+      <w:pPr>
+        <w:spacing w:after="140"/>
+      </w:pPr>
+      <w:r>
+        <w:rPr>
+          <w:sz w:val="22"/>
+          <w:szCs w:val="22"/>
+        </w:rPr>
+        <w:t xml:space="preserve">When a new version is issued, take old copies out of use.</w:t>
+      </w:r>
+    </w:p>
+    <w:p>
+      <w:pPr>
+        <w:pStyle w:val="Heading1"/>
+        <w:spacing w:after="120" w:before="280"/>
+      </w:pPr>
+      <w:r>
+        <w:t>10. Abbreviations</w:t>
+      </w:r>
+    </w:p>
+    <w:tbl>
+      <w:tblPr>
+        <w:tblW w:type="pct" w:w="100%"/>
+        <w:tblBorders>
+          <w:top w:val="single" w:color="auto" w:sz="4"/>
+          <w:left w:val="single" w:color="auto" w:sz="4"/>
+          <w:bottom w:val="single" w:color="auto" w:sz="4"/>
+          <w:right w:val="single" w:color="auto" w:sz="4"/>
+          <w:insideH w:val="single" w:color="auto" w:sz="4"/>
+          <w:insideV w:val="single" w:color="auto" w:sz="4"/>
+        </w:tblBorders>
+      </w:tblPr>
+      <w:tblGrid>
+        <w:gridCol w:w="100"/>
+        <w:gridCol w:w="100"/>
+      </w:tblGrid>
+      <w:tr>
+        <w:tc>
+          <w:tcPr>
+            <w:tcW w:type="pct" w:w="22%"/>
+            <w:tcBorders>
+              <w:top w:val="single" w:color="999999" w:sz="4"/>
+              <w:left w:val="single" w:color="999999" w:sz="4"/>
+              <w:bottom w:val="single" w:color="999999" w:sz="4"/>
+              <w:right w:val="single" w:color="999999" w:sz="4"/>
+            </w:tcBorders>
+            <w:shd w:fill="E8E8E8" w:val="clear"/>
+          </w:tcPr>
+          <w:p>
+            <w:r>
+              <w:rPr>
+                <w:b/>
+              </w:rPr>
+              <w:t>Abbreviation</w:t>
+            </w:r>
+          </w:p>
+        </w:tc>
+        <w:tc>
+          <w:tcPr>
+            <w:tcW w:type="pct" w:w="22%"/>
+            <w:tcBorders>
+              <w:top w:val="single" w:color="999999" w:sz="4"/>
+              <w:left w:val="single" w:color="999999" w:sz="4"/>
+              <w:bottom w:val="single" w:color="999999" w:sz="4"/>
+              <w:right w:val="single" w:color="999999" w:sz="4"/>
+            </w:tcBorders>
+            <w:shd w:fill="E8E8E8" w:val="clear"/>
+          </w:tcPr>
+          <w:p>
+            <w:r>
+              <w:rPr>
+                <w:b/>
+              </w:rPr>
+              <w:t>Meaning</w:t>
+            </w:r>
+          </w:p>
+        </w:tc>
+      </w:tr>
+      <w:tr>
+        <w:tc>
+          <w:tcPr>
+            <w:tcW w:type="pct" w:w="22%"/>
+            <w:tcBorders>
+              <w:top w:val="single" w:color="999999" w:sz="4"/>
+              <w:left w:val="single" w:color="999999" w:sz="4"/>
+              <w:bottom w:val="single" w:color="999999" w:sz="4"/>
+              <w:right w:val="single" w:color="999999" w:sz="4"/>
+            </w:tcBorders>
+            <w:shd w:fill="E8E8E8" w:val="clear"/>
+          </w:tcPr>
+          <w:p>
+            <w:r>
+              <w:rPr>
+                <w:b w:val="0"/>
+              </w:rPr>
+              <w:t>CAPA</w:t>
+            </w:r>
+          </w:p>
+        </w:tc>
+        <w:tc>
+          <w:tcPr>
+            <w:tcW w:type="pct" w:w="22%"/>
+            <w:tcBorders>
+              <w:top w:val="single" w:color="999999" w:sz="4"/>
+              <w:left w:val="single" w:color="999999" w:sz="4"/>
+              <w:bottom w:val="single" w:color="999999" w:sz="4"/>
+              <w:right w:val="single" w:color="999999" w:sz="4"/>
+            </w:tcBorders>
+            <w:shd w:fill="E8E8E8" w:val="clear"/>
+          </w:tcPr>
+          <w:p>
+            <w:r>
+              <w:rPr>
+                <w:b w:val="0"/>
+              </w:rPr>
+              <w:t>corrective and preventive action</w:t>
+            </w:r>
+          </w:p>
+        </w:tc>
+      </w:tr>
+      <w:tr>
+        <w:tc>
+          <w:tcPr>
+            <w:tcW w:type="pct" w:w="22%"/>
+            <w:tcBorders>
+              <w:top w:val="single" w:color="999999" w:sz="4"/>
+              <w:left w:val="single" w:color="999999" w:sz="4"/>
+              <w:bottom w:val="single" w:color="999999" w:sz="4"/>
+              <w:right w:val="single" w:color="999999" w:sz="4"/>
+            </w:tcBorders>
+            <w:shd w:fill="E8E8E8" w:val="clear"/>
+          </w:tcPr>
+          <w:p>
+            <w:r>
+              <w:rPr>
+                <w:b w:val="0"/>
+              </w:rPr>
+              <w:t>EHR</w:t>
+            </w:r>
+          </w:p>
+        </w:tc>
+        <w:tc>
+          <w:tcPr>
+            <w:tcW w:type="pct" w:w="22%"/>
+            <w:tcBorders>
+              <w:top w:val="single" w:color="999999" w:sz="4"/>
+              <w:left w:val="single" w:color="999999" w:sz="4"/>
+              <w:bottom w:val="single" w:color="999999" w:sz="4"/>
+              <w:right w:val="single" w:color="999999" w:sz="4"/>
+            </w:tcBorders>
+            <w:shd w:fill="E8E8E8" w:val="clear"/>
+          </w:tcPr>
+          <w:p>
+            <w:r>
+              <w:rPr>
+                <w:b w:val="0"/>
+              </w:rPr>
+              <w:t>electronic health record</w:t>
+            </w:r>
+          </w:p>
+        </w:tc>
+      </w:tr>
+      <w:tr>
+        <w:tc>
+          <w:tcPr>
+            <w:tcW w:type="pct" w:w="22%"/>
+            <w:tcBorders>
+              <w:top w:val="single" w:color="999999" w:sz="4"/>
+              <w:left w:val="single" w:color="999999" w:sz="4"/>
+              <w:bottom w:val="single" w:color="999999" w:sz="4"/>
+              <w:right w:val="single" w:color="999999" w:sz="4"/>
+            </w:tcBorders>
+            <w:shd w:fill="E8E8E8" w:val="clear"/>
+          </w:tcPr>
+          <w:p>
+            <w:r>
+              <w:rPr>
+                <w:b w:val="0"/>
+              </w:rPr>
+              <w:t>IMS</w:t>
+            </w:r>
+          </w:p>
+        </w:tc>
+        <w:tc>
+          <w:tcPr>
+            <w:tcW w:type="pct" w:w="22%"/>
+            <w:tcBorders>
+              <w:top w:val="single" w:color="999999" w:sz="4"/>
+              <w:left w:val="single" w:color="999999" w:sz="4"/>
+              <w:bottom w:val="single" w:color="999999" w:sz="4"/>
+              <w:right w:val="single" w:color="999999" w:sz="4"/>
+            </w:tcBorders>
+            <w:shd w:fill="E8E8E8" w:val="clear"/>
+          </w:tcPr>
+          <w:p>
+            <w:r>
+              <w:rPr>
+                <w:b w:val="0"/>
+              </w:rPr>
+              <w:t>Information Management System (NABH SHCO chapter 10)</w:t>
+            </w:r>
+          </w:p>
+        </w:tc>
+      </w:tr>
+      <w:tr>
+        <w:tc>
+          <w:tcPr>
+            <w:tcW w:type="pct" w:w="22%"/>
+            <w:tcBorders>
+              <w:top w:val="single" w:color="999999" w:sz="4"/>
+              <w:left w:val="single" w:color="999999" w:sz="4"/>
+              <w:bottom w:val="single" w:color="999999" w:sz="4"/>
+              <w:right w:val="single" w:color="999999" w:sz="4"/>
+            </w:tcBorders>
+            <w:shd w:fill="E8E8E8" w:val="clear"/>
+          </w:tcPr>
+          <w:p>
+            <w:r>
+              <w:rPr>
+                <w:b w:val="0"/>
+              </w:rPr>
+              <w:t>NABH</w:t>
+            </w:r>
+          </w:p>
+        </w:tc>
+        <w:tc>
+          <w:tcPr>
+            <w:tcW w:type="pct" w:w="22%"/>
+            <w:tcBorders>
+              <w:top w:val="single" w:color="999999" w:sz="4"/>
+              <w:left w:val="single" w:color="999999" w:sz="4"/>
+              <w:bottom w:val="single" w:color="999999" w:sz="4"/>
+              <w:right w:val="single" w:color="999999" w:sz="4"/>
+            </w:tcBorders>
+            <w:shd w:fill="E8E8E8" w:val="clear"/>
+          </w:tcPr>
+          <w:p>
+            <w:r>
+              <w:rPr>
+                <w:b w:val="0"/>
+              </w:rPr>
+              <w:t>National Accreditation Board for Hospitals and Healthcare Providers</w:t>
+            </w:r>
+          </w:p>
+        </w:tc>
+      </w:tr>
+      <w:tr>
+        <w:tc>
+          <w:tcPr>
+            <w:tcW w:type="pct" w:w="22%"/>
+            <w:tcBorders>
+              <w:top w:val="single" w:color="999999" w:sz="4"/>
+              <w:left w:val="single" w:color="999999" w:sz="4"/>
+              <w:bottom w:val="single" w:color="999999" w:sz="4"/>
+              <w:right w:val="single" w:color="999999" w:sz="4"/>
+            </w:tcBorders>
+            <w:shd w:fill="E8E8E8" w:val="clear"/>
+          </w:tcPr>
+          <w:p>
+            <w:r>
+              <w:rPr>
+                <w:b w:val="0"/>
+              </w:rPr>
+              <w:t>OE</w:t>
+            </w:r>
+          </w:p>
+        </w:tc>
+        <w:tc>
+          <w:tcPr>
+            <w:tcW w:type="pct" w:w="22%"/>
+            <w:tcBorders>
+              <w:top w:val="single" w:color="999999" w:sz="4"/>
+              <w:left w:val="single" w:color="999999" w:sz="4"/>
+              <w:bottom w:val="single" w:color="999999" w:sz="4"/>
+              <w:right w:val="single" w:color="999999" w:sz="4"/>
+            </w:tcBorders>
+            <w:shd w:fill="E8E8E8" w:val="clear"/>
+          </w:tcPr>
+          <w:p>
+            <w:r>
+              <w:rPr>
+                <w:b w:val="0"/>
+              </w:rPr>
+              <w:t>objective element</w:t>
+            </w:r>
+          </w:p>
+        </w:tc>
+      </w:tr>
+      <w:tr>
+        <w:tc>
+          <w:tcPr>
+            <w:tcW w:type="pct" w:w="22%"/>
+            <w:tcBorders>
+              <w:top w:val="single" w:color="999999" w:sz="4"/>
+              <w:left w:val="single" w:color="999999" w:sz="4"/>
+              <w:bottom w:val="single" w:color="999999" w:sz="4"/>
+              <w:right w:val="single" w:color="999999" w:sz="4"/>
+            </w:tcBorders>
+            <w:shd w:fill="E8E8E8" w:val="clear"/>
+          </w:tcPr>
+          <w:p>
+            <w:r>
+              <w:rPr>
+                <w:b w:val="0"/>
+              </w:rPr>
+              <w:t>PSQ</w:t>
+            </w:r>
+          </w:p>
+        </w:tc>
+        <w:tc>
+          <w:tcPr>
+            <w:tcW w:type="pct" w:w="22%"/>
+            <w:tcBorders>
+              <w:top w:val="single" w:color="999999" w:sz="4"/>
+              <w:left w:val="single" w:color="999999" w:sz="4"/>
+              <w:bottom w:val="single" w:color="999999" w:sz="4"/>
+              <w:right w:val="single" w:color="999999" w:sz="4"/>
+            </w:tcBorders>
+            <w:shd w:fill="E8E8E8" w:val="clear"/>
+          </w:tcPr>
+          <w:p>
+            <w:r>
+              <w:rPr>
+                <w:b w:val="0"/>
+              </w:rPr>
+              <w:t>Patient Safety and Quality (NABH SHCO chapter)</w:t>
+            </w:r>
+          </w:p>
+        </w:tc>
+      </w:tr>
+      <w:tr>
+        <w:tc>
+          <w:tcPr>
+            <w:tcW w:type="pct" w:w="22%"/>
+            <w:tcBorders>
+              <w:top w:val="single" w:color="999999" w:sz="4"/>
+              <w:left w:val="single" w:color="999999" w:sz="4"/>
+              <w:bottom w:val="single" w:color="999999" w:sz="4"/>
+              <w:right w:val="single" w:color="999999" w:sz="4"/>
+            </w:tcBorders>
+            <w:shd w:fill="E8E8E8" w:val="clear"/>
+          </w:tcPr>
+          <w:p>
+            <w:r>
+              <w:rPr>
+                <w:b w:val="0"/>
+              </w:rPr>
+              <w:t>SHCO</w:t>
+            </w:r>
+          </w:p>
+        </w:tc>
+        <w:tc>
+          <w:tcPr>
+            <w:tcW w:type="pct" w:w="22%"/>
+            <w:tcBorders>
+              <w:top w:val="single" w:color="999999" w:sz="4"/>
+              <w:left w:val="single" w:color="999999" w:sz="4"/>
+              <w:bottom w:val="single" w:color="999999" w:sz="4"/>
+              <w:right w:val="single" w:color="999999" w:sz="4"/>
+            </w:tcBorders>
+            <w:shd w:fill="E8E8E8" w:val="clear"/>
+          </w:tcPr>
+          <w:p>
+            <w:r>
+              <w:rPr>
+                <w:b w:val="0"/>
+              </w:rPr>
+              <w:t>Standards for Small Healthcare Organisations</w:t>
+            </w:r>
+          </w:p>
+        </w:tc>
+      </w:tr>
+    </w:tbl>
+    <w:p>
+      <w:pPr>
+        <w:pStyle w:val="Heading1"/>
+        <w:spacing w:after="120" w:before="280"/>
+      </w:pPr>
+      <w:r>
+        <w:t>11. Traceability to NABH SHCO 3rd Edition IMS.6</w:t>
+      </w:r>
+    </w:p>
+    <w:p>
+      <w:pPr>
+        <w:spacing w:after="120"/>
+      </w:pPr>
+      <w:r>
+        <w:rPr>
+          <w:i/>
+          <w:iCs/>
+          <w:sz w:val="20"/>
+          <w:szCs w:val="20"/>
+        </w:rPr>
+        <w:t xml:space="preserve">This table is an index. It is not how the policy is organised.</w:t>
+      </w:r>
+    </w:p>
     <w:tbl>
       <w:tblPr>
         <w:tblW w:type="pct" w:w="100%"/>
@@ -3136,448 +3578,6 @@
         </w:tc>
       </w:tr>
     </w:tbl>
-    <w:p>
-      <w:pPr>
-        <w:pStyle w:val="Heading1"/>
-        <w:spacing w:after="120" w:before="280"/>
-      </w:pPr>
-      <w:r>
-        <w:t>9. Distribution</w:t>
-      </w:r>
-    </w:p>
-    <w:p>
-      <w:pPr>
-        <w:spacing w:after="140"/>
-      </w:pPr>
-      <w:r>
-        <w:rPr>
-          <w:sz w:val="22"/>
-          <w:szCs w:val="22"/>
-        </w:rPr>
-        <w:t xml:space="preserve">Official master copy: office of the Medical Superintendent, «Hospital Name», with the Quality Coordinator and the Medical Records Officer.</w:t>
-      </w:r>
-    </w:p>
-    <w:p>
-      <w:pPr>
-        <w:spacing w:after="140"/>
-      </w:pPr>
-      <w:r>
-        <w:rPr>
-          <w:sz w:val="22"/>
-          <w:szCs w:val="22"/>
-        </w:rPr>
-        <w:t xml:space="preserve">Copies issued to: named reviewers; department heads; records office.</w:t>
-      </w:r>
-    </w:p>
-    <w:p>
-      <w:pPr>
-        <w:spacing w:after="140"/>
-      </w:pPr>
-      <w:r>
-        <w:rPr>
-          <w:sz w:val="22"/>
-          <w:szCs w:val="22"/>
-        </w:rPr>
-        <w:t xml:space="preserve">The current version is available to all staff at the «records-office policy file» and, if the hospital keeps an intranet, at «staff intranet / policies».</w:t>
-      </w:r>
-    </w:p>
-    <w:p>
-      <w:pPr>
-        <w:spacing w:after="140"/>
-      </w:pPr>
-      <w:r>
-        <w:rPr>
-          <w:sz w:val="22"/>
-          <w:szCs w:val="22"/>
-        </w:rPr>
-        <w:t xml:space="preserve">When a new version is issued, take old copies out of use.</w:t>
-      </w:r>
-    </w:p>
-    <w:p>
-      <w:pPr>
-        <w:pStyle w:val="Heading1"/>
-        <w:spacing w:after="120" w:before="280"/>
-      </w:pPr>
-      <w:r>
-        <w:t>10. Abbreviations</w:t>
-      </w:r>
-    </w:p>
-    <w:tbl>
-      <w:tblPr>
-        <w:tblW w:type="pct" w:w="100%"/>
-        <w:tblBorders>
-          <w:top w:val="single" w:color="auto" w:sz="4"/>
-          <w:left w:val="single" w:color="auto" w:sz="4"/>
-          <w:bottom w:val="single" w:color="auto" w:sz="4"/>
-          <w:right w:val="single" w:color="auto" w:sz="4"/>
-          <w:insideH w:val="single" w:color="auto" w:sz="4"/>
-          <w:insideV w:val="single" w:color="auto" w:sz="4"/>
-        </w:tblBorders>
-      </w:tblPr>
-      <w:tblGrid>
-        <w:gridCol w:w="100"/>
-        <w:gridCol w:w="100"/>
-      </w:tblGrid>
-      <w:tr>
-        <w:tc>
-          <w:tcPr>
-            <w:tcW w:type="pct" w:w="22%"/>
-            <w:tcBorders>
-              <w:top w:val="single" w:color="999999" w:sz="4"/>
-              <w:left w:val="single" w:color="999999" w:sz="4"/>
-              <w:bottom w:val="single" w:color="999999" w:sz="4"/>
-              <w:right w:val="single" w:color="999999" w:sz="4"/>
-            </w:tcBorders>
-            <w:shd w:fill="E8E8E8" w:val="clear"/>
-          </w:tcPr>
-          <w:p>
-            <w:r>
-              <w:rPr>
-                <w:b/>
-              </w:rPr>
-              <w:t>Abbreviation</w:t>
-            </w:r>
-          </w:p>
-        </w:tc>
-        <w:tc>
-          <w:tcPr>
-            <w:tcW w:type="pct" w:w="22%"/>
-            <w:tcBorders>
-              <w:top w:val="single" w:color="999999" w:sz="4"/>
-              <w:left w:val="single" w:color="999999" w:sz="4"/>
-              <w:bottom w:val="single" w:color="999999" w:sz="4"/>
-              <w:right w:val="single" w:color="999999" w:sz="4"/>
-            </w:tcBorders>
-            <w:shd w:fill="E8E8E8" w:val="clear"/>
-          </w:tcPr>
-          <w:p>
-            <w:r>
-              <w:rPr>
-                <w:b/>
-              </w:rPr>
-              <w:t>Meaning</w:t>
-            </w:r>
-          </w:p>
-        </w:tc>
-      </w:tr>
-      <w:tr>
-        <w:tc>
-          <w:tcPr>
-            <w:tcW w:type="pct" w:w="22%"/>
-            <w:tcBorders>
-              <w:top w:val="single" w:color="999999" w:sz="4"/>
-              <w:left w:val="single" w:color="999999" w:sz="4"/>
-              <w:bottom w:val="single" w:color="999999" w:sz="4"/>
-              <w:right w:val="single" w:color="999999" w:sz="4"/>
-            </w:tcBorders>
-            <w:shd w:fill="E8E8E8" w:val="clear"/>
-          </w:tcPr>
-          <w:p>
-            <w:r>
-              <w:rPr>
-                <w:b w:val="0"/>
-              </w:rPr>
-              <w:t>CAPA</w:t>
-            </w:r>
-          </w:p>
-        </w:tc>
-        <w:tc>
-          <w:tcPr>
-            <w:tcW w:type="pct" w:w="22%"/>
-            <w:tcBorders>
-              <w:top w:val="single" w:color="999999" w:sz="4"/>
-              <w:left w:val="single" w:color="999999" w:sz="4"/>
-              <w:bottom w:val="single" w:color="999999" w:sz="4"/>
-              <w:right w:val="single" w:color="999999" w:sz="4"/>
-            </w:tcBorders>
-            <w:shd w:fill="E8E8E8" w:val="clear"/>
-          </w:tcPr>
-          <w:p>
-            <w:r>
-              <w:rPr>
-                <w:b w:val="0"/>
-              </w:rPr>
-              <w:t>corrective and preventive action</w:t>
-            </w:r>
-          </w:p>
-        </w:tc>
-      </w:tr>
-      <w:tr>
-        <w:tc>
-          <w:tcPr>
-            <w:tcW w:type="pct" w:w="22%"/>
-            <w:tcBorders>
-              <w:top w:val="single" w:color="999999" w:sz="4"/>
-              <w:left w:val="single" w:color="999999" w:sz="4"/>
-              <w:bottom w:val="single" w:color="999999" w:sz="4"/>
-              <w:right w:val="single" w:color="999999" w:sz="4"/>
-            </w:tcBorders>
-            <w:shd w:fill="E8E8E8" w:val="clear"/>
-          </w:tcPr>
-          <w:p>
-            <w:r>
-              <w:rPr>
-                <w:b w:val="0"/>
-              </w:rPr>
-              <w:t>EHR</w:t>
-            </w:r>
-          </w:p>
-        </w:tc>
-        <w:tc>
-          <w:tcPr>
-            <w:tcW w:type="pct" w:w="22%"/>
-            <w:tcBorders>
-              <w:top w:val="single" w:color="999999" w:sz="4"/>
-              <w:left w:val="single" w:color="999999" w:sz="4"/>
-              <w:bottom w:val="single" w:color="999999" w:sz="4"/>
-              <w:right w:val="single" w:color="999999" w:sz="4"/>
-            </w:tcBorders>
-            <w:shd w:fill="E8E8E8" w:val="clear"/>
-          </w:tcPr>
-          <w:p>
-            <w:r>
-              <w:rPr>
-                <w:b w:val="0"/>
-              </w:rPr>
-              <w:t>electronic health record</w:t>
-            </w:r>
-          </w:p>
-        </w:tc>
-      </w:tr>
-      <w:tr>
-        <w:tc>
-          <w:tcPr>
-            <w:tcW w:type="pct" w:w="22%"/>
-            <w:tcBorders>
-              <w:top w:val="single" w:color="999999" w:sz="4"/>
-              <w:left w:val="single" w:color="999999" w:sz="4"/>
-              <w:bottom w:val="single" w:color="999999" w:sz="4"/>
-              <w:right w:val="single" w:color="999999" w:sz="4"/>
-            </w:tcBorders>
-            <w:shd w:fill="E8E8E8" w:val="clear"/>
-          </w:tcPr>
-          <w:p>
-            <w:r>
-              <w:rPr>
-                <w:b w:val="0"/>
-              </w:rPr>
-              <w:t>IMS</w:t>
-            </w:r>
-          </w:p>
-        </w:tc>
-        <w:tc>
-          <w:tcPr>
-            <w:tcW w:type="pct" w:w="22%"/>
-            <w:tcBorders>
-              <w:top w:val="single" w:color="999999" w:sz="4"/>
-              <w:left w:val="single" w:color="999999" w:sz="4"/>
-              <w:bottom w:val="single" w:color="999999" w:sz="4"/>
-              <w:right w:val="single" w:color="999999" w:sz="4"/>
-            </w:tcBorders>
-            <w:shd w:fill="E8E8E8" w:val="clear"/>
-          </w:tcPr>
-          <w:p>
-            <w:r>
-              <w:rPr>
-                <w:b w:val="0"/>
-              </w:rPr>
-              <w:t>Information Management System (NABH SHCO chapter 10)</w:t>
-            </w:r>
-          </w:p>
-        </w:tc>
-      </w:tr>
-      <w:tr>
-        <w:tc>
-          <w:tcPr>
-            <w:tcW w:type="pct" w:w="22%"/>
-            <w:tcBorders>
-              <w:top w:val="single" w:color="999999" w:sz="4"/>
-              <w:left w:val="single" w:color="999999" w:sz="4"/>
-              <w:bottom w:val="single" w:color="999999" w:sz="4"/>
-              <w:right w:val="single" w:color="999999" w:sz="4"/>
-            </w:tcBorders>
-            <w:shd w:fill="E8E8E8" w:val="clear"/>
-          </w:tcPr>
-          <w:p>
-            <w:r>
-              <w:rPr>
-                <w:b w:val="0"/>
-              </w:rPr>
-              <w:t>NABH</w:t>
-            </w:r>
-          </w:p>
-        </w:tc>
-        <w:tc>
-          <w:tcPr>
-            <w:tcW w:type="pct" w:w="22%"/>
-            <w:tcBorders>
-              <w:top w:val="single" w:color="999999" w:sz="4"/>
-              <w:left w:val="single" w:color="999999" w:sz="4"/>
-              <w:bottom w:val="single" w:color="999999" w:sz="4"/>
-              <w:right w:val="single" w:color="999999" w:sz="4"/>
-            </w:tcBorders>
-            <w:shd w:fill="E8E8E8" w:val="clear"/>
-          </w:tcPr>
-          <w:p>
-            <w:r>
-              <w:rPr>
-                <w:b w:val="0"/>
-              </w:rPr>
-              <w:t>National Accreditation Board for Hospitals and Healthcare Providers</w:t>
-            </w:r>
-          </w:p>
-        </w:tc>
-      </w:tr>
-      <w:tr>
-        <w:tc>
-          <w:tcPr>
-            <w:tcW w:type="pct" w:w="22%"/>
-            <w:tcBorders>
-              <w:top w:val="single" w:color="999999" w:sz="4"/>
-              <w:left w:val="single" w:color="999999" w:sz="4"/>
-              <w:bottom w:val="single" w:color="999999" w:sz="4"/>
-              <w:right w:val="single" w:color="999999" w:sz="4"/>
-            </w:tcBorders>
-            <w:shd w:fill="E8E8E8" w:val="clear"/>
-          </w:tcPr>
-          <w:p>
-            <w:r>
-              <w:rPr>
-                <w:b w:val="0"/>
-              </w:rPr>
-              <w:t>OE</w:t>
-            </w:r>
-          </w:p>
-        </w:tc>
-        <w:tc>
-          <w:tcPr>
-            <w:tcW w:type="pct" w:w="22%"/>
-            <w:tcBorders>
-              <w:top w:val="single" w:color="999999" w:sz="4"/>
-              <w:left w:val="single" w:color="999999" w:sz="4"/>
-              <w:bottom w:val="single" w:color="999999" w:sz="4"/>
-              <w:right w:val="single" w:color="999999" w:sz="4"/>
-            </w:tcBorders>
-            <w:shd w:fill="E8E8E8" w:val="clear"/>
-          </w:tcPr>
-          <w:p>
-            <w:r>
-              <w:rPr>
-                <w:b w:val="0"/>
-              </w:rPr>
-              <w:t>objective element</w:t>
-            </w:r>
-          </w:p>
-        </w:tc>
-      </w:tr>
-      <w:tr>
-        <w:tc>
-          <w:tcPr>
-            <w:tcW w:type="pct" w:w="22%"/>
-            <w:tcBorders>
-              <w:top w:val="single" w:color="999999" w:sz="4"/>
-              <w:left w:val="single" w:color="999999" w:sz="4"/>
-              <w:bottom w:val="single" w:color="999999" w:sz="4"/>
-              <w:right w:val="single" w:color="999999" w:sz="4"/>
-            </w:tcBorders>
-            <w:shd w:fill="E8E8E8" w:val="clear"/>
-          </w:tcPr>
-          <w:p>
-            <w:r>
-              <w:rPr>
-                <w:b w:val="0"/>
-              </w:rPr>
-              <w:t>PSQ</w:t>
-            </w:r>
-          </w:p>
-        </w:tc>
-        <w:tc>
-          <w:tcPr>
-            <w:tcW w:type="pct" w:w="22%"/>
-            <w:tcBorders>
-              <w:top w:val="single" w:color="999999" w:sz="4"/>
-              <w:left w:val="single" w:color="999999" w:sz="4"/>
-              <w:bottom w:val="single" w:color="999999" w:sz="4"/>
-              <w:right w:val="single" w:color="999999" w:sz="4"/>
-            </w:tcBorders>
-            <w:shd w:fill="E8E8E8" w:val="clear"/>
-          </w:tcPr>
-          <w:p>
-            <w:r>
-              <w:rPr>
-                <w:b w:val="0"/>
-              </w:rPr>
-              <w:t>Patient Safety and Quality (NABH SHCO chapter)</w:t>
-            </w:r>
-          </w:p>
-        </w:tc>
-      </w:tr>
-      <w:tr>
-        <w:tc>
-          <w:tcPr>
-            <w:tcW w:type="pct" w:w="22%"/>
-            <w:tcBorders>
-              <w:top w:val="single" w:color="999999" w:sz="4"/>
-              <w:left w:val="single" w:color="999999" w:sz="4"/>
-              <w:bottom w:val="single" w:color="999999" w:sz="4"/>
-              <w:right w:val="single" w:color="999999" w:sz="4"/>
-            </w:tcBorders>
-            <w:shd w:fill="E8E8E8" w:val="clear"/>
-          </w:tcPr>
-          <w:p>
-            <w:r>
-              <w:rPr>
-                <w:b w:val="0"/>
-              </w:rPr>
-              <w:t>SHCO</w:t>
-            </w:r>
-          </w:p>
-        </w:tc>
-        <w:tc>
-          <w:tcPr>
-            <w:tcW w:type="pct" w:w="22%"/>
-            <w:tcBorders>
-              <w:top w:val="single" w:color="999999" w:sz="4"/>
-              <w:left w:val="single" w:color="999999" w:sz="4"/>
-              <w:bottom w:val="single" w:color="999999" w:sz="4"/>
-              <w:right w:val="single" w:color="999999" w:sz="4"/>
-            </w:tcBorders>
-            <w:shd w:fill="E8E8E8" w:val="clear"/>
-          </w:tcPr>
-          <w:p>
-            <w:r>
-              <w:rPr>
-                <w:b w:val="0"/>
-              </w:rPr>
-              <w:t>Standards for Small Healthcare Organisations</w:t>
-            </w:r>
-          </w:p>
-        </w:tc>
-      </w:tr>
-    </w:tbl>
-    <w:p>
-      <w:pPr>
-        <w:pStyle w:val="Heading1"/>
-        <w:spacing w:after="120" w:before="280"/>
-      </w:pPr>
-      <w:r>
-        <w:t>11. Traceability to NABH SHCO 3rd Edition IMS.6</w:t>
-      </w:r>
-    </w:p>
-    <w:p>
-      <w:pPr>
-        <w:spacing w:after="120"/>
-      </w:pPr>
-      <w:r>
-        <w:rPr>
-          <w:i/>
-          <w:iCs/>
-          <w:sz w:val="20"/>
-          <w:szCs w:val="20"/>
-        </w:rPr>
-        <w:t xml:space="preserve">This table is an index. It is not how the policy is organised.</w:t>
-      </w:r>
-    </w:p>
     <w:p>
       <w:pPr>
         <w:pStyle w:val="Heading1"/>

--- a/policies/build/masters/IMS.6_v2_master.docx
+++ b/policies/build/masters/IMS.6_v2_master.docx
@@ -677,7 +677,7 @@
           <w:sz w:val="22"/>
           <w:szCs w:val="22"/>
         </w:rPr>
-        <w:t xml:space="preserve">IMS.6 owns the medical-record review itself. PSQ owns the wider quality programme (PSQ.1 committees, PSQ.3 clinical audit). Record-review findings may feed PSQ; they do not replace clinical audit.</w:t>
+        <w:t>The quality-improvement policy owns the wider quality programme. Record-review findings may feed that programme; they do not replace clinical audit.</w:t>
       </w:r>
     </w:p>
     <w:p>
@@ -703,18 +703,6 @@
     </w:p>
     <w:p>
       <w:pPr>
-        <w:spacing w:after="140"/>
-      </w:pPr>
-      <w:r>
-        <w:rPr>
-          <w:sz w:val="22"/>
-          <w:szCs w:val="22"/>
-        </w:rPr>
-        <w:t xml:space="preserve">It covers the five elements IMS.6.a–e. It does not cover record structure and entry rules (IMS.2), continuity items (IMS.3), confidentiality (IMS.4), or retention (IMS.5).</w:t>
-      </w:r>
-    </w:p>
-    <w:p>
-      <w:pPr>
         <w:pStyle w:val="Heading1"/>
         <w:spacing w:after="120" w:before="280"/>
       </w:pPr>
@@ -890,7 +878,7 @@
           <w:sz w:val="22"/>
           <w:szCs w:val="22"/>
         </w:rPr>
-        <w:t xml:space="preserve">"Periodically" means a planned interval, not an assessment-eve exercise. IMS.6.a is the requirement that the review happens on that interval.</w:t>
+        <w:t>"Periodically" means a planned interval, not an assessment-eve exercise. This element is the requirement that the review happens on that interval.</w:t>
       </w:r>
     </w:p>
     <w:p>
@@ -1088,109 +1076,109 @@
           <w:sz w:val="22"/>
           <w:szCs w:val="22"/>
         </w:rPr>
-        <w:t xml:space="preserve">unique identifier present (IMS.2.a);</w:t>
-      </w:r>
-    </w:p>
-    <w:p>
-      <w:pPr>
-        <w:pStyle w:val="ListParagraph"/>
-        <w:numPr>
-          <w:ilvl w:val="0"/>
-          <w:numId w:val="1"/>
-        </w:numPr>
-        <w:spacing w:after="60"/>
-      </w:pPr>
-      <w:r>
-        <w:rPr>
-          <w:sz w:val="22"/>
-          <w:szCs w:val="22"/>
-        </w:rPr>
-        <w:t xml:space="preserve">contents complete, up-to-date and chronological (IMS.2.b);</w:t>
-      </w:r>
-    </w:p>
-    <w:p>
-      <w:pPr>
-        <w:pStyle w:val="ListParagraph"/>
-        <w:numPr>
-          <w:ilvl w:val="0"/>
-          <w:numId w:val="1"/>
-        </w:numPr>
-        <w:spacing w:after="60"/>
-      </w:pPr>
-      <w:r>
-        <w:rPr>
-          <w:sz w:val="22"/>
-          <w:szCs w:val="22"/>
-        </w:rPr>
-        <w:t xml:space="preserve">author identifiable; entry named, signed, dated and timed (IMS.2.c–d);</w:t>
-      </w:r>
-    </w:p>
-    <w:p>
-      <w:pPr>
-        <w:pStyle w:val="ListParagraph"/>
-        <w:numPr>
-          <w:ilvl w:val="0"/>
-          <w:numId w:val="1"/>
-        </w:numPr>
-        <w:spacing w:after="60"/>
-      </w:pPr>
-      <w:r>
-        <w:rPr>
-          <w:sz w:val="22"/>
-          <w:szCs w:val="22"/>
-        </w:rPr>
-        <w:t xml:space="preserve">authorised abbreviations only (IMS.2.e);</w:t>
-      </w:r>
-    </w:p>
-    <w:p>
-      <w:pPr>
-        <w:pStyle w:val="ListParagraph"/>
-        <w:numPr>
-          <w:ilvl w:val="0"/>
-          <w:numId w:val="1"/>
-        </w:numPr>
-        <w:spacing w:after="60"/>
-      </w:pPr>
-      <w:r>
-        <w:rPr>
-          <w:sz w:val="22"/>
-          <w:szCs w:val="22"/>
-        </w:rPr>
-        <w:t xml:space="preserve">continuity items: admission reason, diagnosis, plan, assessments, investigations, procedures, care provided (IMS.3.a–b);</w:t>
-      </w:r>
-    </w:p>
-    <w:p>
-      <w:pPr>
-        <w:pStyle w:val="ListParagraph"/>
-        <w:numPr>
-          <w:ilvl w:val="0"/>
-          <w:numId w:val="1"/>
-        </w:numPr>
-        <w:spacing w:after="60"/>
-      </w:pPr>
-      <w:r>
-        <w:rPr>
-          <w:sz w:val="22"/>
-          <w:szCs w:val="22"/>
-        </w:rPr>
-        <w:t xml:space="preserve">discharge-summary copy or, in death, cause-of-death certificate copy (IMS.3.d–e);</w:t>
-      </w:r>
-    </w:p>
-    <w:p>
-      <w:pPr>
-        <w:pStyle w:val="ListParagraph"/>
-        <w:numPr>
-          <w:ilvl w:val="0"/>
-          <w:numId w:val="1"/>
-        </w:numPr>
-        <w:spacing w:after="60"/>
-      </w:pPr>
-      <w:r>
-        <w:rPr>
-          <w:sz w:val="22"/>
-          <w:szCs w:val="22"/>
-        </w:rPr>
-        <w:t xml:space="preserve">transfer details where applicable (IMS.3.c).</w:t>
+        <w:t>unique identifier present;</w:t>
+      </w:r>
+    </w:p>
+    <w:p>
+      <w:pPr>
+        <w:pStyle w:val="ListParagraph"/>
+        <w:numPr>
+          <w:ilvl w:val="0"/>
+          <w:numId w:val="1"/>
+        </w:numPr>
+        <w:spacing w:after="60"/>
+      </w:pPr>
+      <w:r>
+        <w:rPr>
+          <w:sz w:val="22"/>
+          <w:szCs w:val="22"/>
+        </w:rPr>
+        <w:t>contents complete, up-to-date and chronological;</w:t>
+      </w:r>
+    </w:p>
+    <w:p>
+      <w:pPr>
+        <w:pStyle w:val="ListParagraph"/>
+        <w:numPr>
+          <w:ilvl w:val="0"/>
+          <w:numId w:val="1"/>
+        </w:numPr>
+        <w:spacing w:after="60"/>
+      </w:pPr>
+      <w:r>
+        <w:rPr>
+          <w:sz w:val="22"/>
+          <w:szCs w:val="22"/>
+        </w:rPr>
+        <w:t>author identifiable; entry named, signed, dated and timed;</w:t>
+      </w:r>
+    </w:p>
+    <w:p>
+      <w:pPr>
+        <w:pStyle w:val="ListParagraph"/>
+        <w:numPr>
+          <w:ilvl w:val="0"/>
+          <w:numId w:val="1"/>
+        </w:numPr>
+        <w:spacing w:after="60"/>
+      </w:pPr>
+      <w:r>
+        <w:rPr>
+          <w:sz w:val="22"/>
+          <w:szCs w:val="22"/>
+        </w:rPr>
+        <w:t>authorised abbreviations only;</w:t>
+      </w:r>
+    </w:p>
+    <w:p>
+      <w:pPr>
+        <w:pStyle w:val="ListParagraph"/>
+        <w:numPr>
+          <w:ilvl w:val="0"/>
+          <w:numId w:val="1"/>
+        </w:numPr>
+        <w:spacing w:after="60"/>
+      </w:pPr>
+      <w:r>
+        <w:rPr>
+          <w:sz w:val="22"/>
+          <w:szCs w:val="22"/>
+        </w:rPr>
+        <w:t>continuity items: admission reason, diagnosis, plan, assessments, investigations, procedures, care provided;</w:t>
+      </w:r>
+    </w:p>
+    <w:p>
+      <w:pPr>
+        <w:pStyle w:val="ListParagraph"/>
+        <w:numPr>
+          <w:ilvl w:val="0"/>
+          <w:numId w:val="1"/>
+        </w:numPr>
+        <w:spacing w:after="60"/>
+      </w:pPr>
+      <w:r>
+        <w:rPr>
+          <w:sz w:val="22"/>
+          <w:szCs w:val="22"/>
+        </w:rPr>
+        <w:t>discharge-summary copy or, in death, cause-of-death certificate copy;</w:t>
+      </w:r>
+    </w:p>
+    <w:p>
+      <w:pPr>
+        <w:pStyle w:val="ListParagraph"/>
+        <w:numPr>
+          <w:ilvl w:val="0"/>
+          <w:numId w:val="1"/>
+        </w:numPr>
+        <w:spacing w:after="60"/>
+      </w:pPr>
+      <w:r>
+        <w:rPr>
+          <w:sz w:val="22"/>
+          <w:szCs w:val="22"/>
+        </w:rPr>
+        <w:t>transfer details where applicable.</w:t>
       </w:r>
     </w:p>
     <w:p>
@@ -1259,7 +1247,7 @@
           <w:sz w:val="22"/>
           <w:szCs w:val="22"/>
         </w:rPr>
-        <w:t xml:space="preserve">Aggregate findings (deficiency rate by parameter) are reported to the PSQ quality programme «quarterly» as input — they do not replace PSQ.3 clinical audit.</w:t>
+        <w:t>Aggregate findings (deficiency rate by parameter) are reported to the quality-improvement programme «quarterly» as input — they do not replace the clinical audit.</w:t>
       </w:r>
     </w:p>
     <w:p>
@@ -1455,7 +1443,7 @@
           <w:sz w:val="22"/>
           <w:szCs w:val="22"/>
         </w:rPr>
-        <w:t xml:space="preserve">Reports aggregate findings to the PSQ programme.</w:t>
+        <w:t>Reports aggregate findings to the quality-improvement programme.</w:t>
       </w:r>
     </w:p>
     <w:p>
@@ -1665,7 +1653,7 @@
           <w:sz w:val="22"/>
           <w:szCs w:val="22"/>
         </w:rPr>
-        <w:t xml:space="preserve">This policy is reviewed «annually», and sooner when IMS.2 or IMS.3 parameters change.</w:t>
+        <w:t>This policy is reviewed «annually», and sooner when the record-content or continuity-of-care parameters change.</w:t>
       </w:r>
     </w:p>
     <w:p>

--- a/policies/build/masters/IMS.6_v2_master.docx
+++ b/policies/build/masters/IMS.6_v2_master.docx
@@ -3912,8 +3912,23 @@
           <w:sz w:val="22"/>
           <w:szCs w:val="22"/>
         </w:rPr>
-        <w:t xml:space="preserve">National Accreditation Board for Hospitals and Healthcare Providers (NABH), Standards for Small Healthcare Organisations, 3rd Edition — Information Management System chapter, standard IMS.6.</w:t>
-      </w:r>
+      </w:r>
+      <w:r>
+        <w:rPr>
+          <w:sz w:val="22"/>
+        </w:rPr>
+        <w:t xml:space="preserve">National Accreditation Board for Hospitals &amp; Healthcare Providers. (2022). Standards for small healthcare organisations (3rd ed.) — Information Management System chapter, standard IMS.6. </w:t>
+      </w:r>
+      <w:hyperlink r:id="rId9">
+        <w:r>
+          <w:rPr>
+            <w:rStyle w:val="Hyperlink"/>
+            <w:sz w:val="22"/>
+            <w:szCs w:val="22"/>
+          </w:rPr>
+          <w:t>https://nabh.co/programmes/small-healthcare-organisation-shco-accreditation-programme/</w:t>
+        </w:r>
+      </w:hyperlink>
     </w:p>
     <w:p>
       <w:pPr>
